--- a/FuentesCurso/UD 07. Utilidades para gestionar Docker/UD 07.02 - Caso practico 02 - Gestionando contenedores con Portainer CE.docx
+++ b/FuentesCurso/UD 07. Utilidades para gestionar Docker/UD 07.02 - Caso practico 02 - Gestionando contenedores con Portainer CE.docx
@@ -22,12 +22,13 @@
         <w:rPr>
           <w:rFonts w:ascii="Proxima Nova" w:cs="Proxima Nova" w:eastAsia="Proxima Nova" w:hAnsi="Proxima Nova"/>
           <w:b w:val="0"/>
+          <w:bCs w:val="0"/>
           <w:color w:val="669966"/>
           <w:sz w:val="48"/>
           <w:szCs w:val="48"/>
           <w:rtl w:val="0"/>
         </w:rPr>
-        <w:t xml:space="preserve">Introducción a Docker</w:t>
+        <w:t xml:space="preserve">Introducción a Docker y Kubernetes</w:t>
       </w:r>
       <w:r>
         <w:rPr>
@@ -73,12 +74,12 @@
           <wp:inline distB="114300" distT="114300" distL="114300" distR="114300">
             <wp:extent cx="447675" cy="57150"/>
             <wp:effectExtent b="0" l="0" r="0" t="0"/>
-            <wp:docPr descr="short line" id="9" name="image10.png"/>
+            <wp:docPr descr="short line" id="9" name="image2.png"/>
             <a:graphic>
               <a:graphicData uri="http://schemas.openxmlformats.org/drawingml/2006/picture">
                 <pic:pic>
                   <pic:nvPicPr>
-                    <pic:cNvPr descr="short line" id="0" name="image10.png"/>
+                    <pic:cNvPr descr="short line" id="0" name="image2.png"/>
                     <pic:cNvPicPr preferRelativeResize="0"/>
                   </pic:nvPicPr>
                   <pic:blipFill>
@@ -129,12 +130,12 @@
           <wp:inline distB="114300" distT="114300" distL="114300" distR="114300">
             <wp:extent cx="6120000" cy="444500"/>
             <wp:effectExtent b="0" l="0" r="0" t="0"/>
-            <wp:docPr id="3" name="image3.png"/>
+            <wp:docPr id="3" name="image4.png"/>
             <a:graphic>
               <a:graphicData uri="http://schemas.openxmlformats.org/drawingml/2006/picture">
                 <pic:pic>
                   <pic:nvPicPr>
-                    <pic:cNvPr id="0" name="image3.png"/>
+                    <pic:cNvPr id="0" name="image4.png"/>
                     <pic:cNvPicPr preferRelativeResize="0"/>
                   </pic:nvPicPr>
                   <pic:blipFill>
@@ -272,7 +273,7 @@
           <w:szCs w:val="32"/>
           <w:rtl w:val="0"/>
         </w:rPr>
-        <w:t xml:space="preserve">Actualizado Febrero 2025</w:t>
+        <w:t xml:space="preserve">Actualizado Enero 2026</w:t>
       </w:r>
     </w:p>
     <w:p>
@@ -320,6 +321,7 @@
         <w:rPr>
           <w:rFonts w:ascii="Verdana" w:cs="Verdana" w:eastAsia="Verdana" w:hAnsi="Verdana"/>
           <w:b w:val="1"/>
+          <w:bCs w:val="1"/>
           <w:sz w:val="20"/>
           <w:szCs w:val="20"/>
         </w:rPr>
@@ -344,6 +346,7 @@
         <w:rPr>
           <w:rFonts w:ascii="Verdana" w:cs="Verdana" w:eastAsia="Verdana" w:hAnsi="Verdana"/>
           <w:b w:val="1"/>
+          <w:bCs w:val="1"/>
           <w:sz w:val="20"/>
           <w:szCs w:val="20"/>
           <w:rtl w:val="0"/>
@@ -372,12 +375,12 @@
             <wp:extent cx="922564" cy="322898"/>
             <wp:effectExtent b="0" l="0" r="0" t="0"/>
             <wp:wrapSquare wrapText="bothSides" distB="57150" distT="57150" distL="57150" distR="57150"/>
-            <wp:docPr id="5" name="image2.png"/>
+            <wp:docPr id="5" name="image3.png"/>
             <a:graphic>
               <a:graphicData uri="http://schemas.openxmlformats.org/drawingml/2006/picture">
                 <pic:pic>
                   <pic:nvPicPr>
-                    <pic:cNvPr id="0" name="image2.png"/>
+                    <pic:cNvPr id="0" name="image3.png"/>
                     <pic:cNvPicPr preferRelativeResize="0"/>
                   </pic:nvPicPr>
                   <pic:blipFill>
@@ -462,6 +465,7 @@
         <w:ind w:left="0" w:right="57" w:firstLine="0"/>
         <w:rPr>
           <w:b w:val="1"/>
+          <w:bCs w:val="1"/>
         </w:rPr>
       </w:pPr>
       <w:r>
@@ -475,6 +479,7 @@
       <w:r>
         <w:rPr>
           <w:b w:val="1"/>
+          <w:bCs w:val="1"/>
           <w:rtl w:val="0"/>
         </w:rPr>
         <w:t xml:space="preserve">Importante</w:t>
@@ -505,6 +510,7 @@
         <w:ind w:left="0" w:right="57" w:firstLine="0"/>
         <w:rPr>
           <w:b w:val="1"/>
+          <w:bCs w:val="1"/>
         </w:rPr>
       </w:pPr>
       <w:r>
@@ -528,6 +534,7 @@
       <w:r>
         <w:rPr>
           <w:b w:val="1"/>
+          <w:bCs w:val="1"/>
           <w:rtl w:val="0"/>
         </w:rPr>
         <w:t xml:space="preserve">Atención</w:t>
@@ -558,6 +565,7 @@
         <w:ind w:left="0" w:right="57" w:firstLine="0"/>
         <w:rPr>
           <w:b w:val="1"/>
+          <w:bCs w:val="1"/>
         </w:rPr>
       </w:pPr>
       <w:r>
@@ -577,6 +585,7 @@
       <w:r>
         <w:rPr>
           <w:b w:val="1"/>
+          <w:bCs w:val="1"/>
           <w:rtl w:val="0"/>
         </w:rPr>
         <w:t xml:space="preserve">Interesante</w:t>
@@ -594,6 +603,7 @@
     </w:p>
     <w:sdt>
       <w:sdtPr>
+        <w:id w:val="1338386458"/>
         <w:docPartObj>
           <w:docPartGallery w:val="Table of Contents"/>
           <w:docPartUnique w:val="1"/>
@@ -609,6 +619,7 @@
             <w:jc w:val="left"/>
             <w:rPr>
               <w:b w:val="1"/>
+              <w:bCs w:val="1"/>
               <w:color w:val="000000"/>
               <w:u w:val="none"/>
             </w:rPr>
@@ -622,6 +633,7 @@
             <w:r>
               <w:rPr>
                 <w:b w:val="1"/>
+                <w:bCs w:val="1"/>
                 <w:color w:val="000000"/>
                 <w:u w:val="none"/>
                 <w:rtl w:val="0"/>
@@ -646,6 +658,7 @@
             <w:jc w:val="left"/>
             <w:rPr>
               <w:b w:val="1"/>
+              <w:bCs w:val="1"/>
               <w:color w:val="000000"/>
               <w:u w:val="none"/>
             </w:rPr>
@@ -654,6 +667,7 @@
             <w:r>
               <w:rPr>
                 <w:b w:val="1"/>
+                <w:bCs w:val="1"/>
                 <w:color w:val="000000"/>
                 <w:u w:val="none"/>
                 <w:rtl w:val="0"/>
@@ -678,6 +692,7 @@
             <w:jc w:val="left"/>
             <w:rPr>
               <w:b w:val="1"/>
+              <w:bCs w:val="1"/>
               <w:color w:val="000000"/>
               <w:u w:val="none"/>
             </w:rPr>
@@ -686,6 +701,7 @@
             <w:r>
               <w:rPr>
                 <w:b w:val="1"/>
+                <w:bCs w:val="1"/>
                 <w:color w:val="000000"/>
                 <w:u w:val="none"/>
                 <w:rtl w:val="0"/>
@@ -810,7 +826,9 @@
       <w:r>
         <w:rPr>
           <w:b w:val="1"/>
+          <w:bCs w:val="1"/>
           <w:i w:val="1"/>
+          <w:iCs w:val="1"/>
           <w:rtl w:val="0"/>
         </w:rPr>
         <w:t xml:space="preserve">Portainer CE</w:t>
@@ -884,7 +902,9 @@
       <w:r>
         <w:rPr>
           <w:b w:val="1"/>
+          <w:bCs w:val="1"/>
           <w:i w:val="1"/>
+          <w:iCs w:val="1"/>
           <w:rtl w:val="0"/>
         </w:rPr>
         <w:t xml:space="preserve">Portainer CE</w:t>
@@ -910,7 +930,9 @@
       <w:r>
         <w:rPr>
           <w:b w:val="1"/>
+          <w:bCs w:val="1"/>
           <w:i w:val="1"/>
+          <w:iCs w:val="1"/>
           <w:rtl w:val="0"/>
         </w:rPr>
         <w:t xml:space="preserve">Portainer CE</w:t>
@@ -1027,7 +1049,9 @@
       <w:r>
         <w:rPr>
           <w:b w:val="1"/>
+          <w:bCs w:val="1"/>
           <w:i w:val="1"/>
+          <w:iCs w:val="1"/>
           <w:rtl w:val="0"/>
         </w:rPr>
         <w:t xml:space="preserve">Portainer CE</w:t>
@@ -1041,6 +1065,7 @@
       <w:r>
         <w:rPr>
           <w:b w:val="1"/>
+          <w:bCs w:val="1"/>
           <w:u w:val="single"/>
           <w:rtl w:val="0"/>
         </w:rPr>
@@ -1055,6 +1080,7 @@
       <w:r>
         <w:rPr>
           <w:b w:val="1"/>
+          <w:bCs w:val="1"/>
           <w:u w:val="single"/>
           <w:rtl w:val="0"/>
         </w:rPr>
@@ -1115,7 +1141,7 @@
                 <w:shd w:fill="f8f8f8" w:val="clear"/>
                 <w:rtl w:val="0"/>
               </w:rPr>
-              <w:t xml:space="preserve">docker run -d -p 8000:8000 -p 9443:9443 --name portainer --restart=always -v /var/run/docker.sock:/var/run/docker.sock -v portainer_data:/data portainer/portainer-ce:2.21.5</w:t>
+              <w:t xml:space="preserve">docker run -d -p 8000:8000 -p 9443:9443 --name portainer --restart=always -v /var/run/docker.sock:/var/run/docker.sock -v portainer_data:/data portainer/portainer-ce:lts</w:t>
             </w:r>
           </w:p>
         </w:tc>
@@ -1167,6 +1193,7 @@
       <w:r>
         <w:rPr>
           <w:b w:val="1"/>
+          <w:bCs w:val="1"/>
           <w:rtl w:val="0"/>
         </w:rPr>
         <w:t xml:space="preserve">Atención: </w:t>
@@ -1180,7 +1207,9 @@
       <w:r>
         <w:rPr>
           <w:b w:val="1"/>
+          <w:bCs w:val="1"/>
           <w:i w:val="1"/>
+          <w:iCs w:val="1"/>
           <w:rtl w:val="0"/>
         </w:rPr>
         <w:t xml:space="preserve">Portainer CE</w:t>
@@ -1194,7 +1223,9 @@
       <w:r>
         <w:rPr>
           <w:b w:val="1"/>
+          <w:bCs w:val="1"/>
           <w:i w:val="1"/>
+          <w:iCs w:val="1"/>
           <w:rtl w:val="0"/>
         </w:rPr>
         <w:t xml:space="preserve">/var/run/docker.sock</w:t>
@@ -1232,14 +1263,14 @@
         <w:rPr/>
         <w:drawing>
           <wp:inline distB="114300" distT="114300" distL="114300" distR="114300">
-            <wp:extent cx="6120000" cy="1079500"/>
+            <wp:extent cx="6120000" cy="2743200"/>
             <wp:effectExtent b="0" l="0" r="0" t="0"/>
-            <wp:docPr id="6" name="image5.png"/>
+            <wp:docPr id="6" name="image1.png"/>
             <a:graphic>
               <a:graphicData uri="http://schemas.openxmlformats.org/drawingml/2006/picture">
                 <pic:pic>
                   <pic:nvPicPr>
-                    <pic:cNvPr id="0" name="image5.png"/>
+                    <pic:cNvPr id="0" name="image1.png"/>
                     <pic:cNvPicPr preferRelativeResize="0"/>
                   </pic:nvPicPr>
                   <pic:blipFill>
@@ -1252,7 +1283,7 @@
                   <pic:spPr>
                     <a:xfrm>
                       <a:off x="0" y="0"/>
-                      <a:ext cx="6120000" cy="1079500"/>
+                      <a:ext cx="6120000" cy="2743200"/>
                     </a:xfrm>
                     <a:prstGeom prst="rect"/>
                     <a:ln/>
@@ -1321,7 +1352,9 @@
       <w:r>
         <w:rPr>
           <w:b w:val="1"/>
+          <w:bCs w:val="1"/>
           <w:i w:val="1"/>
+          <w:iCs w:val="1"/>
           <w:rtl w:val="0"/>
         </w:rPr>
         <w:t xml:space="preserve">admin</w:t>
@@ -1335,7 +1368,9 @@
       <w:r>
         <w:rPr>
           <w:b w:val="1"/>
+          <w:bCs w:val="1"/>
           <w:i w:val="1"/>
+          <w:iCs w:val="1"/>
           <w:rtl w:val="0"/>
         </w:rPr>
         <w:t xml:space="preserve">cefireadmindocker</w:t>
@@ -1345,39 +1380,6 @@
           <w:rtl w:val="0"/>
         </w:rPr>
         <w:t xml:space="preserve">”.</w:t>
-      </w:r>
-    </w:p>
-    <w:p>
-      <w:pPr>
-        <w:pageBreakBefore w:val="0"/>
-        <w:rPr/>
-      </w:pPr>
-      <w:r>
-        <w:rPr>
-          <w:rtl w:val="0"/>
-        </w:rPr>
-      </w:r>
-    </w:p>
-    <w:p>
-      <w:pPr>
-        <w:pageBreakBefore w:val="0"/>
-        <w:rPr/>
-      </w:pPr>
-      <w:r>
-        <w:rPr>
-          <w:rtl w:val="0"/>
-        </w:rPr>
-      </w:r>
-    </w:p>
-    <w:p>
-      <w:pPr>
-        <w:pageBreakBefore w:val="0"/>
-        <w:rPr/>
-      </w:pPr>
-      <w:r>
-        <w:rPr>
-          <w:rtl w:val="0"/>
-        </w:rPr>
       </w:r>
     </w:p>
     <w:p>
@@ -1426,12 +1428,12 @@
           <wp:inline distB="114300" distT="114300" distL="114300" distR="114300">
             <wp:extent cx="4338600" cy="2520000"/>
             <wp:effectExtent b="0" l="0" r="0" t="0"/>
-            <wp:docPr id="1" name="image6.png"/>
+            <wp:docPr id="1" name="image9.png"/>
             <a:graphic>
               <a:graphicData uri="http://schemas.openxmlformats.org/drawingml/2006/picture">
                 <pic:pic>
                   <pic:nvPicPr>
-                    <pic:cNvPr id="0" name="image6.png"/>
+                    <pic:cNvPr id="0" name="image9.png"/>
                     <pic:cNvPicPr preferRelativeResize="0"/>
                   </pic:nvPicPr>
                   <pic:blipFill>
@@ -1485,12 +1487,12 @@
           <wp:inline distB="114300" distT="114300" distL="114300" distR="114300">
             <wp:extent cx="5363840" cy="2548800"/>
             <wp:effectExtent b="0" l="0" r="0" t="0"/>
-            <wp:docPr id="4" name="image7.png"/>
+            <wp:docPr id="4" name="image6.png"/>
             <a:graphic>
               <a:graphicData uri="http://schemas.openxmlformats.org/drawingml/2006/picture">
                 <pic:pic>
                   <pic:nvPicPr>
-                    <pic:cNvPr id="0" name="image7.png"/>
+                    <pic:cNvPr id="0" name="image6.png"/>
                     <pic:cNvPicPr preferRelativeResize="0"/>
                   </pic:nvPicPr>
                   <pic:blipFill>
@@ -1546,7 +1548,9 @@
       <w:r>
         <w:rPr>
           <w:b w:val="1"/>
+          <w:bCs w:val="1"/>
           <w:i w:val="1"/>
+          <w:iCs w:val="1"/>
           <w:rtl w:val="0"/>
         </w:rPr>
         <w:t xml:space="preserve">v /var/run/docker.sock:/var/run/docker.sock</w:t>
@@ -1570,12 +1574,12 @@
           <wp:inline distB="114300" distT="114300" distL="114300" distR="114300">
             <wp:extent cx="5289292" cy="2548800"/>
             <wp:effectExtent b="0" l="0" r="0" t="0"/>
-            <wp:docPr id="7" name="image9.png"/>
+            <wp:docPr id="7" name="image7.png"/>
             <a:graphic>
               <a:graphicData uri="http://schemas.openxmlformats.org/drawingml/2006/picture">
                 <pic:pic>
                   <pic:nvPicPr>
-                    <pic:cNvPr id="0" name="image9.png"/>
+                    <pic:cNvPr id="0" name="image7.png"/>
                     <pic:cNvPicPr preferRelativeResize="0"/>
                   </pic:nvPicPr>
                   <pic:blipFill>
@@ -1620,7 +1624,9 @@
       <w:r>
         <w:rPr>
           <w:b w:val="1"/>
+          <w:bCs w:val="1"/>
           <w:i w:val="1"/>
+          <w:iCs w:val="1"/>
           <w:rtl w:val="0"/>
         </w:rPr>
         <w:t xml:space="preserve">Live connect</w:t>
@@ -1630,30 +1636,6 @@
           <w:rtl w:val="0"/>
         </w:rPr>
         <w:t xml:space="preserve">”, lo que nos llevará a la siguiente pantalla:</w:t>
-      </w:r>
-    </w:p>
-    <w:p>
-      <w:pPr>
-        <w:pageBreakBefore w:val="0"/>
-        <w:jc w:val="left"/>
-        <w:rPr/>
-      </w:pPr>
-      <w:r>
-        <w:rPr>
-          <w:rtl w:val="0"/>
-        </w:rPr>
-      </w:r>
-    </w:p>
-    <w:p>
-      <w:pPr>
-        <w:pageBreakBefore w:val="0"/>
-        <w:jc w:val="left"/>
-        <w:rPr/>
-      </w:pPr>
-      <w:r>
-        <w:rPr>
-          <w:rtl w:val="0"/>
-        </w:rPr>
       </w:r>
     </w:p>
     <w:p>
@@ -1680,12 +1662,12 @@
           <wp:inline distB="114300" distT="114300" distL="114300" distR="114300">
             <wp:extent cx="4817400" cy="2520000"/>
             <wp:effectExtent b="0" l="0" r="0" t="0"/>
-            <wp:docPr id="2" name="image4.png"/>
+            <wp:docPr id="2" name="image8.png"/>
             <a:graphic>
               <a:graphicData uri="http://schemas.openxmlformats.org/drawingml/2006/picture">
                 <pic:pic>
                   <pic:nvPicPr>
-                    <pic:cNvPr id="0" name="image4.png"/>
+                    <pic:cNvPr id="0" name="image8.png"/>
                     <pic:cNvPicPr preferRelativeResize="0"/>
                   </pic:nvPicPr>
                   <pic:blipFill>
@@ -1730,7 +1712,9 @@
       <w:r>
         <w:rPr>
           <w:b w:val="1"/>
+          <w:bCs w:val="1"/>
           <w:i w:val="1"/>
+          <w:iCs w:val="1"/>
           <w:rtl w:val="0"/>
         </w:rPr>
         <w:t xml:space="preserve">Portainer CE”</w:t>
@@ -1754,12 +1738,12 @@
           <wp:inline distB="114300" distT="114300" distL="114300" distR="114300">
             <wp:extent cx="6120000" cy="2971800"/>
             <wp:effectExtent b="0" l="0" r="0" t="0"/>
-            <wp:docPr id="8" name="image8.png"/>
+            <wp:docPr id="8" name="image5.png"/>
             <a:graphic>
               <a:graphicData uri="http://schemas.openxmlformats.org/drawingml/2006/picture">
                 <pic:pic>
                   <pic:nvPicPr>
-                    <pic:cNvPr id="0" name="image8.png"/>
+                    <pic:cNvPr id="0" name="image5.png"/>
                     <pic:cNvPicPr preferRelativeResize="0"/>
                   </pic:nvPicPr>
                   <pic:blipFill>
@@ -1803,7 +1787,9 @@
       <w:r>
         <w:rPr>
           <w:b w:val="1"/>
+          <w:bCs w:val="1"/>
           <w:i w:val="1"/>
+          <w:iCs w:val="1"/>
           <w:rtl w:val="0"/>
         </w:rPr>
         <w:t xml:space="preserve">App templates</w:t>
@@ -1829,7 +1815,9 @@
       <w:r>
         <w:rPr>
           <w:b w:val="1"/>
+          <w:bCs w:val="1"/>
           <w:i w:val="1"/>
+          <w:iCs w:val="1"/>
           <w:rtl w:val="0"/>
         </w:rPr>
         <w:t xml:space="preserve">Portainer CE</w:t>
@@ -2116,7 +2104,7 @@
         <w:szCs w:val="18"/>
         <w:rtl w:val="0"/>
       </w:rPr>
-      <w:t xml:space="preserve">Curso Introducción a Docker </w:t>
+      <w:t xml:space="preserve">Curso Introducción a Docker y Kubernetes</w:t>
       <w:tab/>
       <w:tab/>
       <w:t xml:space="preserve">UD07. Caso práctico 02</w:t>
@@ -2260,11 +2248,19 @@
       </w:pPr>
     </w:pPrDefault>
   </w:docDefaults>
+  <w:style w:type="table" w:styleId="TableNormal" w:default="1">
+    <w:name w:val="TableNormal"/>
+    <w:tblPr>
+      <w:tblCellMar>
+        <w:top w:w="100.0" w:type="dxa"/>
+        <w:left w:w="100.0" w:type="dxa"/>
+        <w:bottom w:w="100.0" w:type="dxa"/>
+        <w:right w:w="100.0" w:type="dxa"/>
+      </w:tblCellMar>
+    </w:tblPr>
+  </w:style>
   <w:style w:type="paragraph" w:styleId="Normal" w:default="1">
     <w:name w:val="normal"/>
-  </w:style>
-  <w:style w:type="table" w:styleId="TableNormal" w:default="1">
-    <w:name w:val="Table Normal"/>
   </w:style>
   <w:style w:type="paragraph" w:styleId="Heading1">
     <w:name w:val="heading 1"/>
@@ -2312,6 +2308,7 @@
     <w:rPr>
       <w:rFonts w:ascii="Arial" w:cs="Arial" w:eastAsia="Arial" w:hAnsi="Arial"/>
       <w:b w:val="0"/>
+      <w:bCs w:val="0"/>
       <w:smallCaps w:val="0"/>
       <w:color w:val="669966"/>
       <w:sz w:val="22"/>
@@ -2332,7 +2329,9 @@
     <w:rPr>
       <w:rFonts w:ascii="Arial" w:cs="Arial" w:eastAsia="Arial" w:hAnsi="Arial"/>
       <w:b w:val="1"/>
+      <w:bCs w:val="1"/>
       <w:i w:val="1"/>
+      <w:iCs w:val="1"/>
       <w:smallCaps w:val="0"/>
       <w:sz w:val="21"/>
       <w:szCs w:val="21"/>
@@ -2353,6 +2352,7 @@
     <w:rPr>
       <w:rFonts w:ascii="Arial" w:cs="Arial" w:eastAsia="Arial" w:hAnsi="Arial"/>
       <w:b w:val="1"/>
+      <w:bCs w:val="1"/>
       <w:smallCaps w:val="1"/>
       <w:sz w:val="24"/>
       <w:szCs w:val="24"/>
@@ -2370,6 +2370,7 @@
     </w:pPr>
     <w:rPr>
       <w:b w:val="1"/>
+      <w:bCs w:val="1"/>
       <w:sz w:val="20"/>
       <w:szCs w:val="20"/>
     </w:rPr>
@@ -2386,6 +2387,7 @@
     </w:pPr>
     <w:rPr>
       <w:b w:val="1"/>
+      <w:bCs w:val="1"/>
       <w:sz w:val="72"/>
       <w:szCs w:val="72"/>
     </w:rPr>
@@ -2403,6 +2405,7 @@
     <w:rPr>
       <w:rFonts w:ascii="Georgia" w:cs="Georgia" w:eastAsia="Georgia" w:hAnsi="Georgia"/>
       <w:i w:val="1"/>
+      <w:iCs w:val="1"/>
       <w:color w:val="666666"/>
       <w:sz w:val="48"/>
       <w:szCs w:val="48"/>
@@ -2413,12 +2416,6 @@
     <w:tblPr>
       <w:tblStyleRowBandSize w:val="1"/>
       <w:tblStyleColBandSize w:val="1"/>
-      <w:tblCellMar>
-        <w:top w:w="100.0" w:type="dxa"/>
-        <w:left w:w="100.0" w:type="dxa"/>
-        <w:bottom w:w="100.0" w:type="dxa"/>
-        <w:right w:w="100.0" w:type="dxa"/>
-      </w:tblCellMar>
     </w:tblPr>
   </w:style>
   <w:style w:type="table" w:styleId="Table2">
@@ -2426,12 +2423,6 @@
     <w:tblPr>
       <w:tblStyleRowBandSize w:val="1"/>
       <w:tblStyleColBandSize w:val="1"/>
-      <w:tblCellMar>
-        <w:top w:w="100.0" w:type="dxa"/>
-        <w:left w:w="100.0" w:type="dxa"/>
-        <w:bottom w:w="100.0" w:type="dxa"/>
-        <w:right w:w="100.0" w:type="dxa"/>
-      </w:tblCellMar>
     </w:tblPr>
   </w:style>
 </w:styles>

--- a/FuentesCurso/UD 07. Utilidades para gestionar Docker/UD 07.02 - Caso practico 02 - Gestionando contenedores con Portainer CE.docx
+++ b/FuentesCurso/UD 07. Utilidades para gestionar Docker/UD 07.02 - Caso practico 02 - Gestionando contenedores con Portainer CE.docx
@@ -74,12 +74,12 @@
           <wp:inline distB="114300" distT="114300" distL="114300" distR="114300">
             <wp:extent cx="447675" cy="57150"/>
             <wp:effectExtent b="0" l="0" r="0" t="0"/>
-            <wp:docPr descr="short line" id="9" name="image2.png"/>
+            <wp:docPr descr="short line" id="9" name="image4.png"/>
             <a:graphic>
               <a:graphicData uri="http://schemas.openxmlformats.org/drawingml/2006/picture">
                 <pic:pic>
                   <pic:nvPicPr>
-                    <pic:cNvPr descr="short line" id="0" name="image2.png"/>
+                    <pic:cNvPr descr="short line" id="0" name="image4.png"/>
                     <pic:cNvPicPr preferRelativeResize="0"/>
                   </pic:nvPicPr>
                   <pic:blipFill>
@@ -130,12 +130,12 @@
           <wp:inline distB="114300" distT="114300" distL="114300" distR="114300">
             <wp:extent cx="6120000" cy="444500"/>
             <wp:effectExtent b="0" l="0" r="0" t="0"/>
-            <wp:docPr id="3" name="image4.png"/>
+            <wp:docPr id="3" name="image2.png"/>
             <a:graphic>
               <a:graphicData uri="http://schemas.openxmlformats.org/drawingml/2006/picture">
                 <pic:pic>
                   <pic:nvPicPr>
-                    <pic:cNvPr id="0" name="image4.png"/>
+                    <pic:cNvPr id="0" name="image2.png"/>
                     <pic:cNvPicPr preferRelativeResize="0"/>
                   </pic:nvPicPr>
                   <pic:blipFill>
@@ -375,12 +375,12 @@
             <wp:extent cx="922564" cy="322898"/>
             <wp:effectExtent b="0" l="0" r="0" t="0"/>
             <wp:wrapSquare wrapText="bothSides" distB="57150" distT="57150" distL="57150" distR="57150"/>
-            <wp:docPr id="5" name="image3.png"/>
+            <wp:docPr id="5" name="image1.png"/>
             <a:graphic>
               <a:graphicData uri="http://schemas.openxmlformats.org/drawingml/2006/picture">
                 <pic:pic>
                   <pic:nvPicPr>
-                    <pic:cNvPr id="0" name="image3.png"/>
+                    <pic:cNvPr id="0" name="image1.png"/>
                     <pic:cNvPicPr preferRelativeResize="0"/>
                   </pic:nvPicPr>
                   <pic:blipFill>
@@ -603,7 +603,7 @@
     </w:p>
     <w:sdt>
       <w:sdtPr>
-        <w:id w:val="1338386458"/>
+        <w:id w:val="2058531281"/>
         <w:docPartObj>
           <w:docPartGallery w:val="Table of Contents"/>
           <w:docPartUnique w:val="1"/>
@@ -1265,12 +1265,12 @@
           <wp:inline distB="114300" distT="114300" distL="114300" distR="114300">
             <wp:extent cx="6120000" cy="2743200"/>
             <wp:effectExtent b="0" l="0" r="0" t="0"/>
-            <wp:docPr id="6" name="image1.png"/>
+            <wp:docPr id="6" name="image3.png"/>
             <a:graphic>
               <a:graphicData uri="http://schemas.openxmlformats.org/drawingml/2006/picture">
                 <pic:pic>
                   <pic:nvPicPr>
-                    <pic:cNvPr id="0" name="image1.png"/>
+                    <pic:cNvPr id="0" name="image3.png"/>
                     <pic:cNvPicPr preferRelativeResize="0"/>
                   </pic:nvPicPr>
                   <pic:blipFill>
@@ -1428,12 +1428,12 @@
           <wp:inline distB="114300" distT="114300" distL="114300" distR="114300">
             <wp:extent cx="4338600" cy="2520000"/>
             <wp:effectExtent b="0" l="0" r="0" t="0"/>
-            <wp:docPr id="1" name="image9.png"/>
+            <wp:docPr id="1" name="image6.png"/>
             <a:graphic>
               <a:graphicData uri="http://schemas.openxmlformats.org/drawingml/2006/picture">
                 <pic:pic>
                   <pic:nvPicPr>
-                    <pic:cNvPr id="0" name="image9.png"/>
+                    <pic:cNvPr id="0" name="image6.png"/>
                     <pic:cNvPicPr preferRelativeResize="0"/>
                   </pic:nvPicPr>
                   <pic:blipFill>
@@ -1487,12 +1487,12 @@
           <wp:inline distB="114300" distT="114300" distL="114300" distR="114300">
             <wp:extent cx="5363840" cy="2548800"/>
             <wp:effectExtent b="0" l="0" r="0" t="0"/>
-            <wp:docPr id="4" name="image6.png"/>
+            <wp:docPr id="4" name="image7.png"/>
             <a:graphic>
               <a:graphicData uri="http://schemas.openxmlformats.org/drawingml/2006/picture">
                 <pic:pic>
                   <pic:nvPicPr>
-                    <pic:cNvPr id="0" name="image6.png"/>
+                    <pic:cNvPr id="0" name="image7.png"/>
                     <pic:cNvPicPr preferRelativeResize="0"/>
                   </pic:nvPicPr>
                   <pic:blipFill>
@@ -1574,12 +1574,12 @@
           <wp:inline distB="114300" distT="114300" distL="114300" distR="114300">
             <wp:extent cx="5289292" cy="2548800"/>
             <wp:effectExtent b="0" l="0" r="0" t="0"/>
-            <wp:docPr id="7" name="image7.png"/>
+            <wp:docPr id="7" name="image5.png"/>
             <a:graphic>
               <a:graphicData uri="http://schemas.openxmlformats.org/drawingml/2006/picture">
                 <pic:pic>
                   <pic:nvPicPr>
-                    <pic:cNvPr id="0" name="image7.png"/>
+                    <pic:cNvPr id="0" name="image5.png"/>
                     <pic:cNvPicPr preferRelativeResize="0"/>
                   </pic:nvPicPr>
                   <pic:blipFill>
@@ -1662,12 +1662,12 @@
           <wp:inline distB="114300" distT="114300" distL="114300" distR="114300">
             <wp:extent cx="4817400" cy="2520000"/>
             <wp:effectExtent b="0" l="0" r="0" t="0"/>
-            <wp:docPr id="2" name="image8.png"/>
+            <wp:docPr id="2" name="image9.png"/>
             <a:graphic>
               <a:graphicData uri="http://schemas.openxmlformats.org/drawingml/2006/picture">
                 <pic:pic>
                   <pic:nvPicPr>
-                    <pic:cNvPr id="0" name="image8.png"/>
+                    <pic:cNvPr id="0" name="image9.png"/>
                     <pic:cNvPicPr preferRelativeResize="0"/>
                   </pic:nvPicPr>
                   <pic:blipFill>
@@ -1738,12 +1738,12 @@
           <wp:inline distB="114300" distT="114300" distL="114300" distR="114300">
             <wp:extent cx="6120000" cy="2971800"/>
             <wp:effectExtent b="0" l="0" r="0" t="0"/>
-            <wp:docPr id="8" name="image5.png"/>
+            <wp:docPr id="8" name="image8.png"/>
             <a:graphic>
               <a:graphicData uri="http://schemas.openxmlformats.org/drawingml/2006/picture">
                 <pic:pic>
                   <pic:nvPicPr>
-                    <pic:cNvPr id="0" name="image5.png"/>
+                    <pic:cNvPr id="0" name="image8.png"/>
                     <pic:cNvPicPr preferRelativeResize="0"/>
                   </pic:nvPicPr>
                   <pic:blipFill>
@@ -1983,7 +1983,7 @@
         <w:szCs w:val="18"/>
         <w:rtl w:val="0"/>
       </w:rPr>
-      <w:t xml:space="preserve">Curso Introducción a Docker</w:t>
+      <w:t xml:space="preserve">Curso Introducción a Docker y Kubernetes</w:t>
       <w:tab/>
       <w:tab/>
       <w:t xml:space="preserve">UD07 - Página </w:t>
